--- a/docs/消防警情对接.docx
+++ b/docs/消防警情对接.docx
@@ -2,6 +2,68 @@
 <file path=word/document.xml><?xml version="1.0" encoding="utf-8"?>
 <w:document xmlns:wpc="http://schemas.microsoft.com/office/word/2010/wordprocessingCanvas" xmlns:cx="http://schemas.microsoft.com/office/drawing/2014/chartex" xmlns:cx1="http://schemas.microsoft.com/office/drawing/2015/9/8/chartex" xmlns:cx2="http://schemas.microsoft.com/office/drawing/2015/10/21/chartex" xmlns:cx3="http://schemas.microsoft.com/office/drawing/2016/5/9/chartex" xmlns:cx4="http://schemas.microsoft.com/office/drawing/2016/5/10/chartex" xmlns:cx5="http://schemas.microsoft.com/office/drawing/2016/5/11/chartex" xmlns:cx6="http://schemas.microsoft.com/office/drawing/2016/5/12/chartex" xmlns:cx7="http://schemas.microsoft.com/office/drawing/2016/5/13/chartex" xmlns:cx8="http://schemas.microsoft.com/office/drawing/2016/5/14/chartex" xmlns:mc="http://schemas.openxmlformats.org/markup-compatibility/2006" xmlns:o="urn:schemas-microsoft-com:office:office" xmlns:r="http://schemas.openxmlformats.org/officeDocument/2006/relationships" xmlns:m="http://schemas.openxmlformats.org/officeDocument/2006/math" xmlns:v="urn:schemas-microsoft-com:vml" xmlns:wp14="http://schemas.microsoft.com/office/word/2010/wordprocessingDrawing" xmlns:wp="http://schemas.openxmlformats.org/drawingml/2006/wordprocessingDrawing" xmlns:w="http://schemas.openxmlformats.org/wordprocessingml/2006/main" xmlns:w14="http://schemas.microsoft.com/office/word/2010/wordml" xmlns:w10="urn:schemas-microsoft-com:office:word" xmlns:w15="http://schemas.microsoft.com/office/word/2012/wordml" xmlns:wpg="http://schemas.microsoft.com/office/word/2010/wordprocessingGroup" xmlns:wpi="http://schemas.microsoft.com/office/word/2010/wordprocessingInk" xmlns:wne="http://schemas.microsoft.com/office/word/2006/wordml" xmlns:wps="http://schemas.microsoft.com/office/word/2010/wordprocessingShape" xmlns:wpsCustomData="http://www.wps.cn/officeDocument/2013/wpsCustomData" mc:Ignorable="w14 w15 wp14">
   <w:body>
+    <w:p>
+      <w:pPr>
+        <w:pStyle w:val="2"/>
+        <w:spacing w:before="0" w:after="120" w:line="360" w:lineRule="auto"/>
+        <w:ind w:left="0" w:leftChars="0" w:firstLine="480" w:firstLineChars="200"/>
+        <w:jc w:val="both"/>
+        <w:rPr>
+          <w:rFonts w:hint="default" w:eastAsia="宋体"/>
+          <w:b w:val="0"/>
+          <w:i w:val="0"/>
+          <w:strike w:val="0"/>
+          <w:color w:val="auto"/>
+          <w:sz w:val="24"/>
+          <w:u w:val="none"/>
+          <w:lang w:val="en-US" w:eastAsia="zh-CN"/>
+        </w:rPr>
+      </w:pPr>
+      <w:r>
+        <w:rPr>
+          <w:rFonts w:hint="eastAsia" w:eastAsia="宋体"/>
+          <w:b w:val="0"/>
+          <w:i w:val="0"/>
+          <w:strike w:val="0"/>
+          <w:color w:val="auto"/>
+          <w:sz w:val="24"/>
+          <w:u w:val="none"/>
+        </w:rPr>
+        <w:t>D:\javaprogram\FireControl\tools\119-secret-key</w:t>
+      </w:r>
+      <w:r>
+        <w:rPr>
+          <w:rFonts w:hint="eastAsia"/>
+          <w:b w:val="0"/>
+          <w:i w:val="0"/>
+          <w:strike w:val="0"/>
+          <w:color w:val="auto"/>
+          <w:sz w:val="24"/>
+          <w:u w:val="none"/>
+          <w:lang w:val="en-US" w:eastAsia="zh-CN"/>
+        </w:rPr>
+        <w:t>\run.bat获取SecretKey，然后获取token,最后请求数据</w:t>
+      </w:r>
+      <w:bookmarkStart w:id="2" w:name="_GoBack"/>
+      <w:bookmarkEnd w:id="2"/>
+    </w:p>
+    <w:p>
+      <w:pPr>
+        <w:pStyle w:val="2"/>
+        <w:spacing w:before="0" w:after="120" w:line="360" w:lineRule="auto"/>
+        <w:ind w:left="0" w:leftChars="0" w:firstLine="480" w:firstLineChars="200"/>
+        <w:jc w:val="both"/>
+        <w:rPr>
+          <w:rFonts w:hint="eastAsia" w:eastAsia="宋体"/>
+          <w:b w:val="0"/>
+          <w:i w:val="0"/>
+          <w:strike w:val="0"/>
+          <w:color w:val="auto"/>
+          <w:sz w:val="24"/>
+          <w:u w:val="none"/>
+        </w:rPr>
+      </w:pPr>
+    </w:p>
     <w:p>
       <w:pPr>
         <w:pStyle w:val="2"/>
@@ -115,10 +177,21 @@
           <w:sz w:val="24"/>
           <w:u w:val="none"/>
         </w:rPr>
-        <w:t>public_key:MIIBIjANBgkqhkiG9w0BAQEFAAOCAQ8AMIIBCgKCAQEAg0Ub6OQqQHo51Ur8wtEu49TJThCjynZdkr3bqFhejJsnr7HHdkOGnLHv+FTHB+/xKpuOFyxqN/gwl3CO7UBxqhflgIgxynTcZZI4RGhKHwxez0NUjr98s5IWgG9pUYcEP07Z8rXJXyKzj8T+fDoqignmwhgtwCDjOkWiKxAS6zpH7gHbHuM/1DVHZfV6dwNl7vphyuylOKiGmiOUqxJ4sGCJtmjLeYx4dKwKqr3pbSKhsb1TqfeUgeVfV1H+iyEDgL7+T0kmd2MKirgCH8hO0St36p+E+xlF1z/1yURd0/KwAeP6cHxzhh+k12ADusB8zzCG4kZk2Lb8hAguIXbC5QIDAQAB</w:t>
+        <w:t>public_key:</w:t>
       </w:r>
-      <w:bookmarkStart w:id="2" w:name="_GoBack"/>
-      <w:bookmarkEnd w:id="2"/>
+      <w:r>
+        <w:rPr>
+          <w:rFonts w:hint="eastAsia" w:eastAsia="宋体"/>
+          <w:b w:val="0"/>
+          <w:i w:val="0"/>
+          <w:strike w:val="0"/>
+          <w:color w:val="auto"/>
+          <w:sz w:val="28"/>
+          <w:szCs w:val="28"/>
+          <w:u w:val="none"/>
+        </w:rPr>
+        <w:t>MIIBIjANBgkqhkiG9w0BAQEFAAOCAQ8AMIIBCgKCAQEAg0Ub6OQqQHo51Ur8wtEu49TJThCjynZdkr3bqFhejJsnr7HHdkOGnLHv+FTHB+/xKpuOFyxqN/gwl3CO7UBxqhflgIgxynTcZZI4RGhKHwxez0NUjr98s5IWgG9pUYcEP07Z8rXJXyKzj8T+fDoqignmwhgtwCDjOkWiKxAS6zpH7gHbHuM/1DVHZfV6dwNl7vphyuylOKiGmiOUqxJ4sGCJtmjLeYx4dKwKqr3pbSKhsb1TqfeUgeVfV1H+iyEDgL7+T0kmd2MKirgCH8hO0St36p+E+xlF1z/1yURd0/KwAeP6cHxzhh+k12ADusB8zzCG4kZk2Lb8hAguIXbC5QIDAQAB</w:t>
+      </w:r>
     </w:p>
     <w:p>
       <w:pPr>
@@ -197,6 +270,7 @@
             <w:insideH w:val="none" w:color="auto" w:sz="0" w:space="0"/>
             <w:insideV w:val="none" w:color="auto" w:sz="0" w:space="0"/>
           </w:tblBorders>
+          <w:shd w:val="clear" w:color="auto" w:fill="FCFCFC"/>
           <w:tblCellMar>
             <w:top w:w="45" w:type="dxa"/>
             <w:left w:w="45" w:type="dxa"/>
@@ -1537,6 +1611,13 @@
             <w:insideH w:val="none" w:color="auto" w:sz="0" w:space="0"/>
             <w:insideV w:val="none" w:color="auto" w:sz="0" w:space="0"/>
           </w:tblBorders>
+          <w:shd w:val="clear" w:color="auto" w:fill="FCFCFC"/>
+          <w:tblCellMar>
+            <w:top w:w="45" w:type="dxa"/>
+            <w:left w:w="45" w:type="dxa"/>
+            <w:bottom w:w="45" w:type="dxa"/>
+            <w:right w:w="45" w:type="dxa"/>
+          </w:tblCellMar>
         </w:tblPrEx>
         <w:tc>
           <w:tcPr>
@@ -3395,6 +3476,7 @@
             <w:insideH w:val="none" w:color="auto" w:sz="0" w:space="0"/>
             <w:insideV w:val="none" w:color="auto" w:sz="0" w:space="0"/>
           </w:tblBorders>
+          <w:shd w:val="clear" w:color="auto" w:fill="FCFCFC"/>
           <w:tblCellMar>
             <w:top w:w="45" w:type="dxa"/>
             <w:left w:w="45" w:type="dxa"/>
